--- a/informes-growth/glaukos-2026-10-14/Glaukos - growth - 2026-10-14.docx
+++ b/informes-growth/glaukos-2026-10-14/Glaukos - growth - 2026-10-14.docx
@@ -2886,7 +2886,7 @@
         <w:t xml:space="preserve">informes-growth/cartera-growth.md</w:t>
       </w:r>
       <w:r>
-        <w:t xml:space="preserve">) y la liquidez es de unos 27 EUR, así que solo cabría sustituyendo a otra. Glaukos no da Comprar: ponderada +2,5 % (+1,6 % al precio de ahora con el objetivo fijo), muy por debajo de las cinco posiciones. No sustituye a ninguna.</w:t>
+        <w:t xml:space="preserve">) y la liquidez libre es casi nula, así que solo cabría sustituyendo a otra. Glaukos no da Comprar: ponderada +2,5 % (+1,6 % al precio de ahora con el objetivo fijo), muy por debajo de las cinco posiciones. No sustituye a ninguna.</w:t>
       </w:r>
     </w:p>
     <w:p>
